--- a/CS341_Project_I_TaskTracker_Alexander_Goda_Amanda_Cabrera/docs/Requirements/CS341_Project_I_Requirements_Analysis_Alexander_Goda_Amanda_Cabrera.docx
+++ b/CS341_Project_I_TaskTracker_Alexander_Goda_Amanda_Cabrera/docs/Requirements/CS341_Project_I_Requirements_Analysis_Alexander_Goda_Amanda_Cabrera.docx
@@ -114,7 +114,7 @@
           <w:color w:val="000000"/>
           <w:sz w:val="22"/>
         </w:rPr>
-        <w:t>Version: 1.0</w:t>
+        <w:t>Version: 1.1 | Final implementation reconciliation: October 16, 2026</w:t>
       </w:r>
     </w:p>
     <w:p>
@@ -134,6 +134,12 @@
       </w:r>
     </w:p>
     <w:p>
+      <w:pPr/>
+      <w:r>
+        <w:t>Revision 1.1 retains the Week 1 requirements baseline and course use-case fields, with recorded refinements for registration, assignment, and completion. Section 12 distinguishes implemented behavior, recorded testing, and remaining coverage limits, including the verified logout/editor correction.</w:t>
+      </w:r>
+    </w:p>
+    <w:p>
       <w:r>
         <w:br w:type="page"/>
       </w:r>
@@ -143,6 +149,9 @@
         <w:pStyle w:val="Heading1"/>
       </w:pPr>
       <w:r>
+        <w:rPr>
+          <w:color w:val="000000"/>
+        </w:rPr>
         <w:t>1. Introduction</w:t>
       </w:r>
     </w:p>
@@ -189,6 +198,9 @@
         <w:pStyle w:val="Heading2"/>
       </w:pPr>
       <w:r>
+        <w:rPr>
+          <w:color w:val="000000"/>
+        </w:rPr>
         <w:t>1.1 Project Context</w:t>
       </w:r>
     </w:p>
@@ -202,6 +214,9 @@
         <w:pStyle w:val="Heading2"/>
       </w:pPr>
       <w:r>
+        <w:rPr>
+          <w:color w:val="000000"/>
+        </w:rPr>
         <w:t>1.2 Project Objectives</w:t>
       </w:r>
     </w:p>
@@ -250,6 +265,9 @@
         <w:pStyle w:val="Heading2"/>
       </w:pPr>
       <w:r>
+        <w:rPr>
+          <w:color w:val="000000"/>
+        </w:rPr>
         <w:t>1.3 Requirements Sources and Method</w:t>
       </w:r>
     </w:p>
@@ -263,6 +281,9 @@
         <w:pStyle w:val="Heading1"/>
       </w:pPr>
       <w:r>
+        <w:rPr>
+          <w:color w:val="000000"/>
+        </w:rPr>
         <w:t>2. Team and Role Plan</w:t>
       </w:r>
     </w:p>
@@ -490,6 +511,9 @@
         <w:pStyle w:val="Heading1"/>
       </w:pPr>
       <w:r>
+        <w:rPr>
+          <w:color w:val="000000"/>
+        </w:rPr>
         <w:t>3. Users, Stakeholders, and System Context</w:t>
       </w:r>
     </w:p>
@@ -498,6 +522,9 @@
         <w:pStyle w:val="Heading2"/>
       </w:pPr>
       <w:r>
+        <w:rPr>
+          <w:color w:val="000000"/>
+        </w:rPr>
         <w:t>3.1 User Types</w:t>
       </w:r>
     </w:p>
@@ -657,6 +684,9 @@
         <w:pStyle w:val="Heading2"/>
       </w:pPr>
       <w:r>
+        <w:rPr>
+          <w:color w:val="000000"/>
+        </w:rPr>
         <w:t>3.2 Stakeholders</w:t>
       </w:r>
     </w:p>
@@ -689,6 +719,9 @@
         <w:pStyle w:val="Heading2"/>
       </w:pPr>
       <w:r>
+        <w:rPr>
+          <w:color w:val="000000"/>
+        </w:rPr>
         <w:t>3.3 System Boundary</w:t>
       </w:r>
     </w:p>
@@ -702,6 +735,9 @@
         <w:pStyle w:val="Heading2"/>
       </w:pPr>
       <w:r>
+        <w:rPr>
+          <w:color w:val="000000"/>
+        </w:rPr>
         <w:t>3.4 Assumptions</w:t>
       </w:r>
     </w:p>
@@ -758,6 +794,9 @@
         <w:pStyle w:val="Heading1"/>
       </w:pPr>
       <w:r>
+        <w:rPr>
+          <w:color w:val="000000"/>
+        </w:rPr>
         <w:t>4. Requirements Elicitation Through Similar Software</w:t>
       </w:r>
     </w:p>
@@ -1048,6 +1087,9 @@
         <w:pStyle w:val="Heading2"/>
       </w:pPr>
       <w:r>
+        <w:rPr>
+          <w:color w:val="000000"/>
+        </w:rPr>
         <w:t>4.1 Requirements Decisions from the Comparison</w:t>
       </w:r>
     </w:p>
@@ -1088,6 +1130,9 @@
         <w:pStyle w:val="Heading1"/>
       </w:pPr>
       <w:r>
+        <w:rPr>
+          <w:color w:val="000000"/>
+        </w:rPr>
         <w:t>5. Scope</w:t>
       </w:r>
     </w:p>
@@ -1096,6 +1141,9 @@
         <w:pStyle w:val="Heading2"/>
       </w:pPr>
       <w:r>
+        <w:rPr>
+          <w:color w:val="000000"/>
+        </w:rPr>
         <w:t>5.1 In Scope</w:t>
       </w:r>
     </w:p>
@@ -1152,6 +1200,9 @@
         <w:pStyle w:val="Heading2"/>
       </w:pPr>
       <w:r>
+        <w:rPr>
+          <w:color w:val="000000"/>
+        </w:rPr>
         <w:t>5.2 Out of Scope for the Baseline</w:t>
       </w:r>
     </w:p>
@@ -1200,6 +1251,9 @@
         <w:pStyle w:val="Heading1"/>
       </w:pPr>
       <w:r>
+        <w:rPr>
+          <w:color w:val="000000"/>
+        </w:rPr>
         <w:t>6. User Requirements Definition</w:t>
       </w:r>
     </w:p>
@@ -1878,6 +1932,9 @@
         <w:pStyle w:val="Heading1"/>
       </w:pPr>
       <w:r>
+        <w:rPr>
+          <w:color w:val="000000"/>
+        </w:rPr>
         <w:t>7. System Requirements Specification</w:t>
       </w:r>
     </w:p>
@@ -1886,6 +1943,9 @@
         <w:pStyle w:val="Heading2"/>
       </w:pPr>
       <w:r>
+        <w:rPr>
+          <w:color w:val="000000"/>
+        </w:rPr>
         <w:t>7.1 Functional Requirements</w:t>
       </w:r>
     </w:p>
@@ -2497,7 +2557,7 @@
                 <w:color w:val="000000"/>
                 <w:sz w:val="18"/>
               </w:rPr>
-              <w:t>The system shall allow a task creator or the task's assignee to mark the task as complete.</w:t>
+              <w:t>The system shall allow a task creator or the task's assignee to change the task between Open and Complete using the completion control.</w:t>
             </w:r>
           </w:p>
         </w:tc>
@@ -2967,6 +3027,9 @@
         <w:pStyle w:val="Heading2"/>
       </w:pPr>
       <w:r>
+        <w:rPr>
+          <w:color w:val="000000"/>
+        </w:rPr>
         <w:t>7.2 Nonfunctional Requirements</w:t>
       </w:r>
     </w:p>
@@ -3436,6 +3499,9 @@
         <w:pStyle w:val="Heading2"/>
       </w:pPr>
       <w:r>
+        <w:rPr>
+          <w:color w:val="000000"/>
+        </w:rPr>
         <w:t>7.3 Required Technical and Development Constraints</w:t>
       </w:r>
     </w:p>
@@ -3905,6 +3971,9 @@
         <w:pStyle w:val="Heading1"/>
       </w:pPr>
       <w:r>
+        <w:rPr>
+          <w:color w:val="000000"/>
+        </w:rPr>
         <w:t>8. Inputs and Outputs</w:t>
       </w:r>
     </w:p>
@@ -4267,8 +4336,12 @@
     <w:p>
       <w:pPr>
         <w:pStyle w:val="Heading1"/>
+        <w:pageBreakBefore/>
       </w:pPr>
       <w:r>
+        <w:rPr>
+          <w:color w:val="000000"/>
+        </w:rPr>
         <w:t>9. Use-Case Scenarios</w:t>
       </w:r>
     </w:p>
@@ -4282,6 +4355,9 @@
         <w:pStyle w:val="Heading2"/>
       </w:pPr>
       <w:r>
+        <w:rPr>
+          <w:color w:val="000000"/>
+        </w:rPr>
         <w:t>UC-01 Register New User</w:t>
       </w:r>
     </w:p>
@@ -4532,7 +4608,7 @@
         <w:ind w:left="461" w:hanging="317"/>
       </w:pPr>
       <w:r>
-        <w:t>2.  User enters a username and password.</w:t>
+        <w:t>2.  User enters a username, password, and matching password confirmation.</w:t>
       </w:r>
     </w:p>
     <w:p>
@@ -4564,7 +4640,7 @@
         <w:ind w:left="461" w:hanging="317"/>
       </w:pPr>
       <w:r>
-        <w:t>6.  System confirms registration and allows the user to proceed to login.</w:t>
+        <w:t>6.  System confirms account creation without signing the user in. The user closes the registration window and logs in through the existing login view.</w:t>
       </w:r>
     </w:p>
     <w:p>
@@ -4593,6 +4669,14 @@
     <w:p>
       <w:pPr>
         <w:pStyle w:val="ListBullet"/>
+      </w:pPr>
+      <w:r>
+        <w:t>Password confirmation does not match: system displays “Passwords do not match.” and clears both password fields.</w:t>
+      </w:r>
+    </w:p>
+    <w:p>
+      <w:pPr>
+        <w:pStyle w:val="ListBullet"/>
         <w:ind w:left="432"/>
       </w:pPr>
       <w:r>
@@ -4618,6 +4702,9 @@
         <w:pStyle w:val="Heading2"/>
       </w:pPr>
       <w:r>
+        <w:rPr>
+          <w:color w:val="000000"/>
+        </w:rPr>
         <w:t>UC-02 Log In</w:t>
       </w:r>
     </w:p>
@@ -4923,7 +5010,7 @@
         <w:ind w:left="432"/>
       </w:pPr>
       <w:r>
-        <w:t>Username or password is missing: system requests the missing input.</w:t>
+        <w:t>Username or password is missing: system displays “Invalid username or password.” and remains on the login view.</w:t>
       </w:r>
     </w:p>
     <w:p>
@@ -4949,6 +5036,9 @@
         <w:pStyle w:val="Heading2"/>
       </w:pPr>
       <w:r>
+        <w:rPr>
+          <w:color w:val="000000"/>
+        </w:rPr>
         <w:t>UC-03 Log Out</w:t>
       </w:r>
     </w:p>
@@ -5246,6 +5336,9 @@
         <w:pStyle w:val="Heading2"/>
       </w:pPr>
       <w:r>
+        <w:rPr>
+          <w:color w:val="000000"/>
+        </w:rPr>
         <w:t>UC-04 Create Task</w:t>
       </w:r>
     </w:p>
@@ -5602,6 +5695,9 @@
         <w:pStyle w:val="Heading2"/>
       </w:pPr>
       <w:r>
+        <w:rPr>
+          <w:color w:val="000000"/>
+        </w:rPr>
         <w:t>UC-05 Edit Task</w:t>
       </w:r>
     </w:p>
@@ -5941,6 +6037,9 @@
         <w:pStyle w:val="Heading2"/>
       </w:pPr>
       <w:r>
+        <w:rPr>
+          <w:color w:val="000000"/>
+        </w:rPr>
         <w:t>UC-06 Delete Task</w:t>
       </w:r>
     </w:p>
@@ -6272,6 +6371,9 @@
         <w:pStyle w:val="Heading2"/>
       </w:pPr>
       <w:r>
+        <w:rPr>
+          <w:color w:val="000000"/>
+        </w:rPr>
         <w:t>UC-07 Assign Task</w:t>
       </w:r>
     </w:p>
@@ -6522,7 +6624,7 @@
         <w:ind w:left="461" w:hanging="317"/>
       </w:pPr>
       <w:r>
-        <w:t>2.  User chooses an assignee from registered users.</w:t>
+        <w:t>2.  User chooses one registered user, including the creator, or selects Unassigned to remove an assignment.</w:t>
       </w:r>
     </w:p>
     <w:p>
@@ -6599,7 +6701,10 @@
         <w:pStyle w:val="Heading2"/>
       </w:pPr>
       <w:r>
-        <w:t>UC-08 Mark Task Complete</w:t>
+        <w:rPr>
+          <w:color w:val="000000"/>
+        </w:rPr>
+        <w:t>UC-08 Change Task Completion Status</w:t>
       </w:r>
     </w:p>
     <w:tbl>
@@ -6764,7 +6869,7 @@
                 <w:color w:val="000000"/>
                 <w:sz w:val="17"/>
               </w:rPr>
-              <w:t>Record that work on a relevant task has been completed.</w:t>
+              <w:t>Change a relevant task between Open and Complete, including reopening completed work.</w:t>
             </w:r>
           </w:p>
         </w:tc>
@@ -6849,7 +6954,7 @@
         <w:ind w:left="461" w:hanging="317"/>
       </w:pPr>
       <w:r>
-        <w:t>2.  User selects Mark Complete.</w:t>
+        <w:t>2.  User selects the Complete control for the selected task.</w:t>
       </w:r>
     </w:p>
     <w:p>
@@ -6857,7 +6962,7 @@
         <w:ind w:left="461" w:hanging="317"/>
       </w:pPr>
       <w:r>
-        <w:t>3.  System records the task as complete.</w:t>
+        <w:t>3.  System toggles Open to Complete or Complete to Open and saves the new state.</w:t>
       </w:r>
     </w:p>
     <w:p>
@@ -6888,7 +6993,7 @@
         <w:ind w:left="432"/>
       </w:pPr>
       <w:r>
-        <w:t>Task is already complete: system leaves it complete without creating a duplicate action.</w:t>
+        <w:t>Task is already complete: selecting Complete reopens the task. The dashboard displays the updated Open status.</w:t>
       </w:r>
     </w:p>
     <w:p>
@@ -6914,6 +7019,9 @@
         <w:pStyle w:val="Heading2"/>
       </w:pPr>
       <w:r>
+        <w:rPr>
+          <w:color w:val="000000"/>
+        </w:rPr>
         <w:t>UC-09 View Relevant Tasks</w:t>
       </w:r>
     </w:p>
@@ -7131,7 +7239,7 @@
                 <w:color w:val="000000"/>
                 <w:sz w:val="17"/>
               </w:rPr>
-              <w:t>UC-02 Log In; UC-04 Create Task; UC-05 Edit Task; UC-06 Delete Task; UC-07 Assign Task; UC-08 Mark Task Complete</w:t>
+              <w:t>UC-02 Log In; UC-04 Create Task; UC-05 Edit Task; UC-06 Delete Task; UC-07 Assign Task; UC-08 Change Task Completion Status</w:t>
             </w:r>
           </w:p>
         </w:tc>
@@ -7220,6 +7328,9 @@
         <w:pStyle w:val="Heading2"/>
       </w:pPr>
       <w:r>
+        <w:rPr>
+          <w:color w:val="000000"/>
+        </w:rPr>
         <w:t>UC-10 Set Deadline and Priority</w:t>
       </w:r>
     </w:p>
@@ -7551,6 +7662,9 @@
         <w:pStyle w:val="Heading1"/>
       </w:pPr>
       <w:r>
+        <w:rPr>
+          <w:color w:val="000000"/>
+        </w:rPr>
         <w:t>10. Requirements Coverage and Traceability</w:t>
       </w:r>
     </w:p>
@@ -8346,6 +8460,9 @@
         <w:pStyle w:val="Heading1"/>
       </w:pPr>
       <w:r>
+        <w:rPr>
+          <w:color w:val="000000"/>
+        </w:rPr>
         <w:t>11. Week 1 SQLite/JDBC Rapid Prototype Plan</w:t>
       </w:r>
     </w:p>
@@ -8407,19 +8524,83 @@
         <w:pStyle w:val="Heading1"/>
       </w:pPr>
       <w:r>
-        <w:t>12. Requirements Baseline and Next Phase</w:t>
+        <w:rPr>
+          <w:color w:val="000000"/>
+        </w:rPr>
+        <w:t>12. Requirements Baseline and Final Implementation Reconciliation</w:t>
       </w:r>
     </w:p>
     <w:p>
       <w:r>
-        <w:t>This document establishes the initial requirements baseline for the two-person Task Tracker team. The next phase is detailed design: MVC architecture, the production database schema, UML class diagrams, and outlines for JUnit and acceptance tests. Requirements may be refined if design work reveals a missing or conflicting requirement, but changes should be deliberate and documented rather than introduced silently during coding.</w:t>
+        <w:t>The original Week 1 baseline preceded detailed design and implementation. The production code now includes the model, persistence, controllers, and four Swing views. This revision records implementation refinements while retaining the original requirement identifiers, course terminology, and organization.</w:t>
       </w:r>
     </w:p>
     <w:p>
       <w:pPr>
+        <w:pStyle w:val="Heading2"/>
+      </w:pPr>
+      <w:r>
+        <w:rPr>
+          <w:color w:val="000000"/>
+        </w:rPr>
+        <w:t>12.1 Recorded Requirement Refinements</w:t>
+      </w:r>
+    </w:p>
+    <w:p>
+      <w:pPr/>
+      <w:r>
+        <w:t>UC-01 now includes password confirmation and a separate login after registration. UC-02 records the implemented generic message for missing credentials. UC-07 explicitly includes self-assignment and Unassigned. FR-11 and UC-08 now describe the implemented completion toggle, including reopening a completed task. These are documented refinements of the initial baseline.</w:t>
+      </w:r>
+    </w:p>
+    <w:p>
+      <w:pPr>
+        <w:pStyle w:val="Heading2"/>
+      </w:pPr>
+      <w:r>
+        <w:rPr>
+          <w:color w:val="000000"/>
+        </w:rPr>
+        <w:t>12.2 Implementation and Verification Status</w:t>
+      </w:r>
+    </w:p>
+    <w:p>
+      <w:pPr/>
+      <w:r>
+        <w:t>The implementation supports the core account/task workflows, creator-only editing/deletion/assignment, creator-or-assignee completion changes, relevant-task visibility, optional ISO dates, LOW/MEDIUM/HIGH priorities with MEDIUM default, and local SQLite persistence. One dashboard combines created and assigned tasks; it orders Open tasks before Complete tasks, then by task ID. User-controlled sorting/filtering remains outside the baseline.</w:t>
+      </w:r>
+    </w:p>
+    <w:p>
+      <w:pPr/>
+      <w:r>
+        <w:t>The original testing report recorded 25 automated tests and nine manual checks passing on October 16, 2026. After the logout/editor correction, the user supplied a passing 25/25 JUnit rerun (0 errors, 0 failures; 0.413 seconds) and confirmed manual regression check M10. These results cover the documented checks and do not establish exhaustive requirement/error-condition coverage. Section 11 retains the historical Week 1 prototype plan.</w:t>
+      </w:r>
+    </w:p>
+    <w:p>
+      <w:pPr>
+        <w:pStyle w:val="Heading2"/>
+      </w:pPr>
+      <w:r>
+        <w:rPr>
+          <w:color w:val="000000"/>
+        </w:rPr>
+        <w:t>12.3 Verified Session Lifecycle Correction</w:t>
+      </w:r>
+    </w:p>
+    <w:p>
+      <w:pPr/>
+      <w:r>
+        <w:t>FR-05, FR-20, UC-03, and NFR-02 remain the intended requirements. TaskDashboardView tracks each task editor it opens, removes closed editors from its list, and disposes all remaining editors when the dashboard is disposed. Logout disposes the dashboard and its editors before clearing the authenticated session and invoking the login callback. Manual regression check M10 passed: the user confirmed that both New Task and Edit Task windows closed automatically when Logout was clicked. The subsequent screenshot shows Amanda's dashboard without the old editors. This is manual GUI evidence, separate from the JUnit rerun. The normal dashboard logout sequence is corrected and manually verified; this result does not establish that every possible error or session condition has been tested.</w:t>
+      </w:r>
+    </w:p>
+    <w:p>
+      <w:pPr>
         <w:pStyle w:val="Heading1"/>
+        <w:pageBreakBefore/>
       </w:pPr>
       <w:r>
+        <w:rPr>
+          <w:color w:val="000000"/>
+        </w:rPr>
         <w:t>References Used for Requirements Analysis</w:t>
       </w:r>
     </w:p>
@@ -9479,7 +9660,7 @@
       <w:rFonts w:asciiTheme="majorHAnsi" w:eastAsiaTheme="majorEastAsia" w:hAnsiTheme="majorHAnsi" w:cstheme="majorBidi"/>
       <w:i/>
       <w:iCs/>
-      <w:color w:val="4F81BD" w:themeColor="accent1"/>
+      <w:color w:val="000000"/>
       <w:spacing w:val="15"/>
       <w:sz w:val="24"/>
       <w:szCs w:val="24"/>

--- a/CS341_Project_I_TaskTracker_Alexander_Goda_Amanda_Cabrera/docs/Requirements/CS341_Project_I_Requirements_Analysis_Alexander_Goda_Amanda_Cabrera.docx
+++ b/CS341_Project_I_TaskTracker_Alexander_Goda_Amanda_Cabrera/docs/Requirements/CS341_Project_I_Requirements_Analysis_Alexander_Goda_Amanda_Cabrera.docx
@@ -8842,6 +8842,24 @@
           <w:t>Source link</w:t>
         </w:r>
       </w:hyperlink>
+    </w:p>
+    <w:p>
+      <w:r>
+        <w:br w:type="page"/>
+      </w:r>
+    </w:p>
+    <w:p>
+      <w:pPr>
+        <w:pStyle w:val="Heading1"/>
+      </w:pPr>
+      <w:r>
+        <w:t>Final audit addendum</w:t>
+      </w:r>
+    </w:p>
+    <w:p>
+      <w:r>
+        <w:t>Final audit addendum dated October 16, 2026. This addendum supersedes current-suite counts and coverage-limit statements above while preserving historical results and Week 1/Week 2 plans. The expanded Eclipse JUnit 5 suite passed 28/28 tests with 0 errors and 0 failures in 0.444 seconds. Class counts are DatabaseManagerTest 2, UserDAOTest 5, TaskDAOTest 6, AuthControllerTest 6, and TaskControllerTest 9. Three new controller tests cover rejection of every public task operation while logged out, self-assignment without duplicate dashboard results with MEDIUM default and optional date, completion and reopening followed by unassignment, and blank-title create/edit rejection with saved data unchanged. These are automated controller/SQLite checks, not GUI passes. Editor-window cleanup remains covered by the previously recorded manual M10 only. The fresh Problems tab reported 0 items in its current configuration. Production sources compiled on JDK 11.0.30 with --release 11 and -Xlint:all without diagnostics. Eclipse launched Main and reported database initialization success, but native automation could not bind to the Java window; no new manual GUI pass is claimed. See docs/FINAL_AUDIT.md and docs/FINAL_SUBMISSION_CHECKLIST.md for delivery status and limitations.</w:t>
+      </w:r>
     </w:p>
     <w:sectPr>
       <w:headerReference w:type="default" r:id="rId9"/>

--- a/CS341_Project_I_TaskTracker_Alexander_Goda_Amanda_Cabrera/docs/Requirements/CS341_Project_I_Requirements_Analysis_Alexander_Goda_Amanda_Cabrera.docx
+++ b/CS341_Project_I_TaskTracker_Alexander_Goda_Amanda_Cabrera/docs/Requirements/CS341_Project_I_Requirements_Analysis_Alexander_Goda_Amanda_Cabrera.docx
@@ -8572,7 +8572,7 @@
     <w:p>
       <w:pPr/>
       <w:r>
-        <w:t>The original testing report recorded 25 automated tests and nine manual checks passing on October 16, 2026. After the logout/editor correction, the user supplied a passing 25/25 JUnit rerun (0 errors, 0 failures; 0.413 seconds) and confirmed manual regression check M10. These results cover the documented checks and do not establish exhaustive requirement/error-condition coverage. Section 11 retains the historical Week 1 prototype plan.</w:t>
+        <w:t>The original testing report recorded 25 automated tests and nine manual checks passing on October 16, 2026. After the logout/editor correction, Alexander supplied a passing 25/25 JUnit rerun (0 errors, 0 failures; 0.413 seconds) and confirmed manual regression check M10. These results cover the documented checks and do not establish exhaustive requirement/error-condition coverage. Section 11 retains the historical Week 1 prototype plan.</w:t>
       </w:r>
     </w:p>
     <w:p>
@@ -8589,7 +8589,7 @@
     <w:p>
       <w:pPr/>
       <w:r>
-        <w:t>FR-05, FR-20, UC-03, and NFR-02 remain the intended requirements. TaskDashboardView tracks each task editor it opens, removes closed editors from its list, and disposes all remaining editors when the dashboard is disposed. Logout disposes the dashboard and its editors before clearing the authenticated session and invoking the login callback. Manual regression check M10 passed: the user confirmed that both New Task and Edit Task windows closed automatically when Logout was clicked. The subsequent screenshot shows Amanda's dashboard without the old editors. This is manual GUI evidence, separate from the JUnit rerun. The normal dashboard logout sequence is corrected and manually verified; this result does not establish that every possible error or session condition has been tested.</w:t>
+        <w:t>FR-05, FR-20, UC-03, and NFR-02 remain the intended requirements. TaskDashboardView tracks each task editor it opens, removes closed editors from its list, and disposes all remaining editors when the dashboard is disposed. Logout disposes the dashboard and its editors before clearing the authenticated session and invoking the login callback. Manual regression check M10 passed: Alexander confirmed that both New Task and Edit Task windows closed automatically when Logout was clicked. The subsequent screenshot shows Amanda's dashboard without the old editors. This is manual GUI evidence, separate from the JUnit rerun. The normal dashboard logout sequence is corrected and manually verified; this result does not establish that every possible error or session condition has been tested.</w:t>
       </w:r>
     </w:p>
     <w:p>
@@ -8853,12 +8853,12 @@
         <w:pStyle w:val="Heading1"/>
       </w:pPr>
       <w:r>
-        <w:t>Final audit addendum</w:t>
+        <w:t>Latest recorded verification</w:t>
       </w:r>
     </w:p>
     <w:p>
       <w:r>
-        <w:t>Final audit addendum dated October 16, 2026. This addendum supersedes current-suite counts and coverage-limit statements above while preserving historical results and Week 1/Week 2 plans. The expanded Eclipse JUnit 5 suite passed 28/28 tests with 0 errors and 0 failures in 0.444 seconds. Class counts are DatabaseManagerTest 2, UserDAOTest 5, TaskDAOTest 6, AuthControllerTest 6, and TaskControllerTest 9. Three new controller tests cover rejection of every public task operation while logged out, self-assignment without duplicate dashboard results with MEDIUM default and optional date, completion and reopening followed by unassignment, and blank-title create/edit rejection with saved data unchanged. These are automated controller/SQLite checks, not GUI passes. Editor-window cleanup remains covered by the previously recorded manual M10 only. The fresh Problems tab reported 0 items in its current configuration. Production sources compiled on JDK 11.0.30 with --release 11 and -Xlint:all without diagnostics. Eclipse launched Main and reported database initialization success, but native automation could not bind to the Java window; no new manual GUI pass is claimed. See docs/FINAL_AUDIT.md and docs/FINAL_SUBMISSION_CHECKLIST.md for delivery status and limitations.</w:t>
+        <w:t>The latest recorded October 16, 2026 Eclipse run passed 28/28 JUnit tests with 0 errors and 0 failures in 0.444 seconds. Controller tests cover session boundaries, default priority, blank titles, self-assignment, reopening, and unassignment. Manual checks M01–M10 remain separate historical evidence and were not repeated during this automated run. Editor cleanup on logout is covered by manual M10, with no automated Swing test.</w:t>
       </w:r>
     </w:p>
     <w:sectPr>
